--- a/Practicas/P2.2/caps p2.2.docx
+++ b/Practicas/P2.2/caps p2.2.docx
@@ -4,23 +4,26 @@
   <w:body>
     <w:p>
       <w:r>
+        <w:rPr>
+          <w:noProof/>
+        </w:rPr>
         <w:drawing>
-          <wp:anchor distT="0" distB="0" distL="114300" distR="114300" simplePos="0" relativeHeight="251660288" behindDoc="1" locked="0" layoutInCell="1" allowOverlap="1" wp14:anchorId="02976B24" wp14:editId="7A392580">
+          <wp:anchor distT="0" distB="0" distL="114300" distR="114300" simplePos="0" relativeHeight="251660288" behindDoc="1" locked="0" layoutInCell="1" allowOverlap="1" wp14:anchorId="02976B24" wp14:editId="3CB85FA7">
             <wp:simplePos x="0" y="0"/>
             <wp:positionH relativeFrom="margin">
-              <wp:align>center</wp:align>
+              <wp:posOffset>809625</wp:posOffset>
             </wp:positionH>
             <wp:positionV relativeFrom="paragraph">
-              <wp:posOffset>626110</wp:posOffset>
+              <wp:posOffset>111</wp:posOffset>
             </wp:positionV>
-            <wp:extent cx="3152775" cy="7005320"/>
-            <wp:effectExtent l="0" t="0" r="9525" b="5080"/>
+            <wp:extent cx="3564255" cy="7919609"/>
+            <wp:effectExtent l="0" t="0" r="0" b="5715"/>
             <wp:wrapTight wrapText="bothSides">
               <wp:wrapPolygon edited="0">
                 <wp:start x="0" y="0"/>
-                <wp:lineTo x="0" y="21557"/>
-                <wp:lineTo x="21535" y="21557"/>
-                <wp:lineTo x="21535" y="0"/>
+                <wp:lineTo x="0" y="21564"/>
+                <wp:lineTo x="21473" y="21564"/>
+                <wp:lineTo x="21473" y="0"/>
                 <wp:lineTo x="0" y="0"/>
               </wp:wrapPolygon>
             </wp:wrapTight>
@@ -50,7 +53,7 @@
                   <pic:spPr>
                     <a:xfrm>
                       <a:off x="0" y="0"/>
-                      <a:ext cx="3152775" cy="7005320"/>
+                      <a:ext cx="3565012" cy="7921291"/>
                     </a:xfrm>
                     <a:prstGeom prst="rect">
                       <a:avLst/>
@@ -71,6 +74,9 @@
     </w:p>
     <w:p>
       <w:r>
+        <w:rPr>
+          <w:noProof/>
+        </w:rPr>
         <w:lastRenderedPageBreak/>
         <w:drawing>
           <wp:anchor distT="0" distB="0" distL="114300" distR="114300" simplePos="0" relativeHeight="251659264" behindDoc="1" locked="0" layoutInCell="1" allowOverlap="1" wp14:anchorId="7302FEEF" wp14:editId="558F4963">
@@ -139,6 +145,9 @@
     </w:p>
     <w:p>
       <w:r>
+        <w:rPr>
+          <w:noProof/>
+        </w:rPr>
         <w:lastRenderedPageBreak/>
         <w:drawing>
           <wp:anchor distT="0" distB="0" distL="114300" distR="114300" simplePos="0" relativeHeight="251658240" behindDoc="1" locked="0" layoutInCell="1" allowOverlap="1" wp14:anchorId="61946897" wp14:editId="20840DC9">
@@ -205,8 +214,371 @@
         <w:tab/>
       </w:r>
     </w:p>
-    <w:p/>
-    <w:p/>
+    <w:p>
+      <w:r>
+        <w:rPr>
+          <w:noProof/>
+        </w:rPr>
+        <w:drawing>
+          <wp:anchor distT="0" distB="0" distL="114300" distR="114300" simplePos="0" relativeHeight="251661312" behindDoc="1" locked="0" layoutInCell="1" allowOverlap="1" wp14:anchorId="3144D552" wp14:editId="7E851EB3">
+            <wp:simplePos x="0" y="0"/>
+            <wp:positionH relativeFrom="margin">
+              <wp:posOffset>880745</wp:posOffset>
+            </wp:positionH>
+            <wp:positionV relativeFrom="paragraph">
+              <wp:posOffset>170180</wp:posOffset>
+            </wp:positionV>
+            <wp:extent cx="2841965" cy="6315479"/>
+            <wp:effectExtent l="0" t="0" r="0" b="0"/>
+            <wp:wrapTight wrapText="bothSides">
+              <wp:wrapPolygon edited="0">
+                <wp:start x="0" y="0"/>
+                <wp:lineTo x="0" y="21502"/>
+                <wp:lineTo x="21431" y="21502"/>
+                <wp:lineTo x="21431" y="0"/>
+                <wp:lineTo x="0" y="0"/>
+              </wp:wrapPolygon>
+            </wp:wrapTight>
+            <wp:docPr id="7" name="Picture 7"/>
+            <wp:cNvGraphicFramePr>
+              <a:graphicFrameLocks xmlns:a="http://purl.oclc.org/ooxml/drawingml/main" noChangeAspect="1"/>
+            </wp:cNvGraphicFramePr>
+            <a:graphic xmlns:a="http://purl.oclc.org/ooxml/drawingml/main">
+              <a:graphicData uri="http://purl.oclc.org/ooxml/drawingml/picture">
+                <pic:pic xmlns:pic="http://purl.oclc.org/ooxml/drawingml/picture">
+                  <pic:nvPicPr>
+                    <pic:cNvPr id="0" name="Picture 2"/>
+                    <pic:cNvPicPr>
+                      <a:picLocks noChangeAspect="1" noChangeArrowheads="1"/>
+                    </pic:cNvPicPr>
+                  </pic:nvPicPr>
+                  <pic:blipFill>
+                    <a:blip r:embed="rId7" cstate="print">
+                      <a:extLst>
+                        <a:ext uri="{28A0092B-C50C-407E-A947-70E740481C1C}">
+                          <a14:useLocalDpi xmlns:a14="http://schemas.microsoft.com/office/drawing/2010/main" val="0"/>
+                        </a:ext>
+                      </a:extLst>
+                    </a:blip>
+                    <a:srcRect/>
+                    <a:stretch>
+                      <a:fillRect/>
+                    </a:stretch>
+                  </pic:blipFill>
+                  <pic:spPr bwMode="auto">
+                    <a:xfrm>
+                      <a:off x="0" y="0"/>
+                      <a:ext cx="2841965" cy="6315479"/>
+                    </a:xfrm>
+                    <a:prstGeom prst="rect">
+                      <a:avLst/>
+                    </a:prstGeom>
+                    <a:noFill/>
+                  </pic:spPr>
+                </pic:pic>
+              </a:graphicData>
+            </a:graphic>
+            <wp14:sizeRelH relativeFrom="margin">
+              <wp14:pctWidth>0%</wp14:pctWidth>
+            </wp14:sizeRelH>
+            <wp14:sizeRelV relativeFrom="margin">
+              <wp14:pctHeight>0%</wp14:pctHeight>
+            </wp14:sizeRelV>
+          </wp:anchor>
+        </w:drawing>
+      </w:r>
+    </w:p>
+    <w:p/>
+    <w:p/>
+    <w:p/>
+    <w:p/>
+    <w:p/>
+    <w:p/>
+    <w:p/>
+    <w:p/>
+    <w:p/>
+    <w:p/>
+    <w:p/>
+    <w:p/>
+    <w:p/>
+    <w:p/>
+    <w:p/>
+    <w:p/>
+    <w:p/>
+    <w:p/>
+    <w:p/>
+    <w:p/>
+    <w:p/>
+    <w:p/>
+    <w:p/>
+    <w:p/>
+    <w:p/>
+    <w:p/>
+    <w:p>
+      <w:r>
+        <w:rPr>
+          <w:noProof/>
+        </w:rPr>
+        <w:lastRenderedPageBreak/>
+        <w:drawing>
+          <wp:anchor distT="0" distB="0" distL="114300" distR="114300" simplePos="0" relativeHeight="251663360" behindDoc="1" locked="0" layoutInCell="1" allowOverlap="1" wp14:anchorId="3D336F37" wp14:editId="23CAD17B">
+            <wp:simplePos x="0" y="0"/>
+            <wp:positionH relativeFrom="margin">
+              <wp:align>center</wp:align>
+            </wp:positionH>
+            <wp:positionV relativeFrom="paragraph">
+              <wp:posOffset>3992245</wp:posOffset>
+            </wp:positionV>
+            <wp:extent cx="6553200" cy="2948940"/>
+            <wp:effectExtent l="0" t="0" r="0" b="3810"/>
+            <wp:wrapTight wrapText="bothSides">
+              <wp:wrapPolygon edited="0">
+                <wp:start x="0" y="0"/>
+                <wp:lineTo x="0" y="21488"/>
+                <wp:lineTo x="21537" y="21488"/>
+                <wp:lineTo x="21537" y="0"/>
+                <wp:lineTo x="0" y="0"/>
+              </wp:wrapPolygon>
+            </wp:wrapTight>
+            <wp:docPr id="17" name="Picture 17"/>
+            <wp:cNvGraphicFramePr>
+              <a:graphicFrameLocks xmlns:a="http://purl.oclc.org/ooxml/drawingml/main" noChangeAspect="1"/>
+            </wp:cNvGraphicFramePr>
+            <a:graphic xmlns:a="http://purl.oclc.org/ooxml/drawingml/main">
+              <a:graphicData uri="http://purl.oclc.org/ooxml/drawingml/picture">
+                <pic:pic xmlns:pic="http://purl.oclc.org/ooxml/drawingml/picture">
+                  <pic:nvPicPr>
+                    <pic:cNvPr id="0" name="Picture 7"/>
+                    <pic:cNvPicPr>
+                      <a:picLocks noChangeAspect="1" noChangeArrowheads="1"/>
+                    </pic:cNvPicPr>
+                  </pic:nvPicPr>
+                  <pic:blipFill>
+                    <a:blip r:embed="rId8" cstate="print">
+                      <a:extLst>
+                        <a:ext uri="{28A0092B-C50C-407E-A947-70E740481C1C}">
+                          <a14:useLocalDpi xmlns:a14="http://schemas.microsoft.com/office/drawing/2010/main" val="0"/>
+                        </a:ext>
+                      </a:extLst>
+                    </a:blip>
+                    <a:srcRect/>
+                    <a:stretch>
+                      <a:fillRect/>
+                    </a:stretch>
+                  </pic:blipFill>
+                  <pic:spPr bwMode="auto">
+                    <a:xfrm>
+                      <a:off x="0" y="0"/>
+                      <a:ext cx="6553200" cy="2948940"/>
+                    </a:xfrm>
+                    <a:prstGeom prst="rect">
+                      <a:avLst/>
+                    </a:prstGeom>
+                    <a:noFill/>
+                  </pic:spPr>
+                </pic:pic>
+              </a:graphicData>
+            </a:graphic>
+          </wp:anchor>
+        </w:drawing>
+      </w:r>
+      <w:r>
+        <w:rPr>
+          <w:noProof/>
+        </w:rPr>
+        <w:drawing>
+          <wp:anchor distT="0" distB="0" distL="114300" distR="114300" simplePos="0" relativeHeight="251662336" behindDoc="1" locked="0" layoutInCell="1" allowOverlap="1" wp14:anchorId="628DCD0F" wp14:editId="246CD1F0">
+            <wp:simplePos x="0" y="0"/>
+            <wp:positionH relativeFrom="margin">
+              <wp:align>center</wp:align>
+            </wp:positionH>
+            <wp:positionV relativeFrom="paragraph">
+              <wp:posOffset>0</wp:posOffset>
+            </wp:positionV>
+            <wp:extent cx="7015480" cy="3157220"/>
+            <wp:effectExtent l="0" t="0" r="0" b="5080"/>
+            <wp:wrapTight wrapText="bothSides">
+              <wp:wrapPolygon edited="0">
+                <wp:start x="0" y="0"/>
+                <wp:lineTo x="0" y="21504"/>
+                <wp:lineTo x="21526" y="21504"/>
+                <wp:lineTo x="21526" y="0"/>
+                <wp:lineTo x="0" y="0"/>
+              </wp:wrapPolygon>
+            </wp:wrapTight>
+            <wp:docPr id="15" name="Picture 15"/>
+            <wp:cNvGraphicFramePr>
+              <a:graphicFrameLocks xmlns:a="http://purl.oclc.org/ooxml/drawingml/main" noChangeAspect="1"/>
+            </wp:cNvGraphicFramePr>
+            <a:graphic xmlns:a="http://purl.oclc.org/ooxml/drawingml/main">
+              <a:graphicData uri="http://purl.oclc.org/ooxml/drawingml/picture">
+                <pic:pic xmlns:pic="http://purl.oclc.org/ooxml/drawingml/picture">
+                  <pic:nvPicPr>
+                    <pic:cNvPr id="0" name="Picture 6"/>
+                    <pic:cNvPicPr>
+                      <a:picLocks noChangeAspect="1" noChangeArrowheads="1"/>
+                    </pic:cNvPicPr>
+                  </pic:nvPicPr>
+                  <pic:blipFill>
+                    <a:blip r:embed="rId9" cstate="print">
+                      <a:extLst>
+                        <a:ext uri="{28A0092B-C50C-407E-A947-70E740481C1C}">
+                          <a14:useLocalDpi xmlns:a14="http://schemas.microsoft.com/office/drawing/2010/main" val="0"/>
+                        </a:ext>
+                      </a:extLst>
+                    </a:blip>
+                    <a:srcRect/>
+                    <a:stretch>
+                      <a:fillRect/>
+                    </a:stretch>
+                  </pic:blipFill>
+                  <pic:spPr bwMode="auto">
+                    <a:xfrm>
+                      <a:off x="0" y="0"/>
+                      <a:ext cx="7015480" cy="3157220"/>
+                    </a:xfrm>
+                    <a:prstGeom prst="rect">
+                      <a:avLst/>
+                    </a:prstGeom>
+                    <a:noFill/>
+                  </pic:spPr>
+                </pic:pic>
+              </a:graphicData>
+            </a:graphic>
+          </wp:anchor>
+        </w:drawing>
+      </w:r>
+      <w:r>
+        <w:drawing>
+          <wp:inline distT="0" distB="0" distL="0" distR="0" wp14:anchorId="37080791" wp14:editId="4ADD39E7">
+            <wp:extent cx="304800" cy="304800"/>
+            <wp:effectExtent l="0" t="0" r="0" b="0"/>
+            <wp:docPr id="11" name="Rectangle 11"/>
+            <wp:cNvGraphicFramePr>
+              <a:graphicFrameLocks xmlns:a="http://purl.oclc.org/ooxml/drawingml/main" noChangeAspect="1"/>
+            </wp:cNvGraphicFramePr>
+            <a:graphic xmlns:a="http://purl.oclc.org/ooxml/drawingml/main">
+              <a:graphicData uri="http://schemas.microsoft.com/office/word/2010/wordprocessingShape">
+                <wp:wsp>
+                  <wp:cNvSpPr>
+                    <a:spLocks noChangeAspect="1" noChangeArrowheads="1"/>
+                  </wp:cNvSpPr>
+                  <wp:spPr bwMode="auto">
+                    <a:xfrm>
+                      <a:off x="0" y="0"/>
+                      <a:ext cx="304800" cy="304800"/>
+                    </a:xfrm>
+                    <a:prstGeom prst="rect">
+                      <a:avLst/>
+                    </a:prstGeom>
+                    <a:noFill/>
+                    <a:ln>
+                      <a:noFill/>
+                    </a:ln>
+                    <a:extLst>
+                      <a:ext uri="{909E8E84-426E-40DD-AFC4-6F175D3DCCD1}">
+                        <a14:hiddenFill xmlns:a14="http://schemas.microsoft.com/office/drawing/2010/main">
+                          <a:solidFill>
+                            <a:srgbClr val="FFFFFF"/>
+                          </a:solidFill>
+                        </a14:hiddenFill>
+                      </a:ext>
+                      <a:ext uri="{91240B29-F687-4F45-9708-019B960494DF}">
+                        <a14:hiddenLine xmlns:a14="http://schemas.microsoft.com/office/drawing/2010/main" w="9525">
+                          <a:solidFill>
+                            <a:srgbClr val="000000"/>
+                          </a:solidFill>
+                          <a:miter lim="800%"/>
+                          <a:headEnd/>
+                          <a:tailEnd/>
+                        </a14:hiddenLine>
+                      </a:ext>
+                    </a:extLst>
+                  </wp:spPr>
+                  <wp:bodyPr rot="0" vert="horz" wrap="square" lIns="91440" tIns="45720" rIns="91440" bIns="45720" anchor="t" anchorCtr="0" upright="1">
+                    <a:noAutofit/>
+                  </wp:bodyPr>
+                </wp:wsp>
+              </a:graphicData>
+            </a:graphic>
+          </wp:inline>
+        </w:drawing>
+      </w:r>
+      <w:r>
+        <w:rPr>
+          <w:noProof/>
+        </w:rPr>
+        <w:drawing>
+          <wp:inline distT="0" distB="0" distL="0" distR="0" wp14:anchorId="5D65B58C" wp14:editId="21F2A67C">
+            <wp:extent cx="304800" cy="304800"/>
+            <wp:effectExtent l="0" t="0" r="0" b="0"/>
+            <wp:docPr id="12" name="AutoShape 12"/>
+            <wp:cNvGraphicFramePr>
+              <a:graphicFrameLocks xmlns:a="http://purl.oclc.org/ooxml/drawingml/main" noChangeAspect="1"/>
+            </wp:cNvGraphicFramePr>
+            <a:graphic xmlns:a="http://purl.oclc.org/ooxml/drawingml/main">
+              <a:graphicData uri="http://schemas.microsoft.com/office/word/2010/wordprocessingShape">
+                <wp:wsp>
+                  <wp:cNvSpPr>
+                    <a:spLocks noChangeAspect="1" noChangeArrowheads="1"/>
+                  </wp:cNvSpPr>
+                  <wp:spPr bwMode="auto">
+                    <a:xfrm>
+                      <a:off x="0" y="0"/>
+                      <a:ext cx="304800" cy="304800"/>
+                    </a:xfrm>
+                    <a:prstGeom prst="rect">
+                      <a:avLst/>
+                    </a:prstGeom>
+                    <a:noFill/>
+                    <a:ln>
+                      <a:noFill/>
+                    </a:ln>
+                    <a:extLst>
+                      <a:ext uri="{909E8E84-426E-40DD-AFC4-6F175D3DCCD1}">
+                        <a14:hiddenFill xmlns:a14="http://schemas.microsoft.com/office/drawing/2010/main">
+                          <a:solidFill>
+                            <a:srgbClr val="FFFFFF"/>
+                          </a:solidFill>
+                        </a14:hiddenFill>
+                      </a:ext>
+                      <a:ext uri="{91240B29-F687-4F45-9708-019B960494DF}">
+                        <a14:hiddenLine xmlns:a14="http://schemas.microsoft.com/office/drawing/2010/main" w="9525">
+                          <a:solidFill>
+                            <a:srgbClr val="000000"/>
+                          </a:solidFill>
+                          <a:miter lim="800%"/>
+                          <a:headEnd/>
+                          <a:tailEnd/>
+                        </a14:hiddenLine>
+                      </a:ext>
+                    </a:extLst>
+                  </wp:spPr>
+                  <wp:bodyPr rot="0" vert="horz" wrap="square" lIns="91440" tIns="45720" rIns="91440" bIns="45720" anchor="t" anchorCtr="0" upright="1">
+                    <a:noAutofit/>
+                  </wp:bodyPr>
+                </wp:wsp>
+              </a:graphicData>
+            </a:graphic>
+          </wp:inline>
+        </w:drawing>
+      </w:r>
+      <w:r>
+        <w:softHyphen/>
+      </w:r>
+      <w:r>
+        <w:softHyphen/>
+      </w:r>
+      <w:r>
+        <w:softHyphen/>
+      </w:r>
+      <w:r>
+        <w:softHyphen/>
+      </w:r>
+      <w:r>
+        <w:softHyphen/>
+      </w:r>
+    </w:p>
     <w:sectPr>
       <w:pgSz w:w="612pt" w:h="792pt"/>
       <w:pgMar w:top="70.85pt" w:right="85.05pt" w:bottom="70.85pt" w:left="85.05pt" w:header="35.40pt" w:footer="35.40pt" w:gutter="0pt"/>
@@ -619,7 +991,6 @@
   <w:style w:type="character" w:default="1" w:styleId="DefaultParagraphFont">
     <w:name w:val="Default Paragraph Font"/>
     <w:uiPriority w:val="1"/>
-    <w:semiHidden/>
     <w:unhideWhenUsed/>
   </w:style>
   <w:style w:type="table" w:default="1" w:styleId="TableNormal">
